--- a/deliverables/New Zealand/New Zealand_Profile_DRAFT.docx
+++ b/deliverables/New Zealand/New Zealand_Profile_DRAFT.docx
@@ -1717,7 +1717,7 @@
         </w:r>
       </w:hyperlink>
       <w:r>
-        <w:t xml:space="preserve"> Stronger tax revenue in 2025/26 left the deficit, measured as OBEGALx, $3.3 billion smaller than projected in Budget 2026, and the Treasury expects both OBEGALx and OBEGAL to reach surplus in 2028/29.</w:t>
+        <w:t xml:space="preserve"> Stronger tax revenue in 2025/26 left the deficit, measured as OBEGALx, $3.3 billion (US$1.87 billion) smaller than projected in Budget 2026, and the Treasury expects both OBEGALx and OBEGAL to reach surplus in 2028/29.</w:t>
       </w:r>
       <w:hyperlink r:id="rId31">
         <w:r>
@@ -2557,7 +2557,7 @@
         <w:widowControl/>
       </w:pPr>
       <w:r>
-        <w:t>Southern Cross is the largest name in the market. Southern Cross Medical Care Society holds about 60 percent of the health insurance market by customer numbers, and in the year to 30 June 2026 it paid a record $1.8 billion in claims and returned to a $146.9 million surplus after two years of deficits.</w:t>
+        <w:t>Southern Cross is the largest name in the market. Southern Cross Medical Care Society holds about 60 percent of the health insurance market by customer numbers, and in the year to 30 June 2026 it paid a record $1.8 billion (US$1.02 billion) in claims and returned to a $146.9 million (US$83.5 million) surplus after two years of deficits.</w:t>
       </w:r>
       <w:hyperlink r:id="rId41">
         <w:r>
@@ -2622,7 +2622,7 @@
         </w:r>
       </w:hyperlink>
       <w:r>
-        <w:t xml:space="preserve"> In 2026 Health New Zealand signed its first long-term contracts with private hospitals, worth about $300 million over six years, with Southern Cross Healthcare, The Ascot Hospital and Clinic (Allevia) and Mercy Hospital Dunedin, to treat orthopedic backlogs.</w:t>
+        <w:t xml:space="preserve"> In 2026 Health New Zealand signed its first long-term contracts with private hospitals, worth about $300 million (US$170 million) over six years, with Southern Cross Healthcare, The Ascot Hospital and Clinic (Allevia) and Mercy Hospital Dunedin, to treat orthopedic backlogs.</w:t>
       </w:r>
       <w:hyperlink r:id="rId46">
         <w:r>
@@ -2930,7 +2930,7 @@
               <w:rPr>
                 <w:sz w:val="21"/>
               </w:rPr>
-              <w:t>NZ$34.2 billion</w:t>
+              <w:t>NZ$34.2 billion (US$19.4 billion)</w:t>
             </w:r>
             <w:hyperlink r:id="rId29">
               <w:r>
@@ -2978,7 +2978,7 @@
               <w:rPr>
                 <w:sz w:val="21"/>
               </w:rPr>
-              <w:t>More than NZ$5.8 billion over the forecast period</w:t>
+              <w:t>More than NZ$5.8 billion (US$3.29 billion) over the forecast period</w:t>
             </w:r>
             <w:hyperlink r:id="rId29">
               <w:r>
@@ -3070,7 +3070,7 @@
         </w:r>
       </w:hyperlink>
       <w:r>
-        <w:t xml:space="preserve"> Pharmac buys medicines within a fixed budget, and prescription copayments are capped at NZ$5 per item.</w:t>
+        <w:t xml:space="preserve"> Pharmac buys medicines within a fixed budget, and prescription copayments are capped at NZ$5 (US$2.84) per item.</w:t>
       </w:r>
       <w:hyperlink r:id="rId26">
         <w:r>
@@ -3087,7 +3087,7 @@
         <w:widowControl/>
       </w:pPr>
       <w:r>
-        <w:t>Budget 2026, released on 28 May 2026, provides more than $5.8 billion in new Vote Health operating funding over the forecast period, including a $1.37 billion annual uplift for cost pressures and demand, and the government says total health spending will reach $34.2 billion in 2026/27.</w:t>
+        <w:t>Budget 2026, released on 28 May 2026, provides more than $5.8 billion (US$3.29 billion) in new Vote Health operating funding over the forecast period, including a $1.37 billion (US$778 million) annual uplift for cost pressures and demand, and the government says total health spending will reach $34.2 billion (US$19.4 billion) in 2026/27.</w:t>
       </w:r>
       <w:hyperlink r:id="rId29">
         <w:r>
@@ -3617,7 +3617,7 @@
         <w:widowControl/>
       </w:pPr>
       <w:r>
-        <w:t>Medical education is concentrated at the University of Otago and the University of Auckland, and annual tuition ranges from NZ$20,000 to NZ$40,000.</w:t>
+        <w:t>Medical education is concentrated at the University of Otago and the University of Auckland, and annual tuition ranges from NZ$20,000 (US$11,400) to NZ$40,000 (US$22,700).</w:t>
       </w:r>
       <w:hyperlink r:id="rId26">
         <w:r>
@@ -3658,7 +3658,7 @@
         <w:widowControl/>
       </w:pPr>
       <w:r>
-        <w:t>A third medical school is under construction. In July 2025 the government agreed to establish a medical school at the University of Waikato focused on primary care and rural and provincial practice, committing $82.85 million alongside a $151.86 million contribution from the university.</w:t>
+        <w:t>A third medical school is under construction. In July 2025 the government agreed to establish a medical school at the University of Waikato focused on primary care and rural and provincial practice, committing $82.85 million (US$47.1 million) alongside a $151.86 million (US$86.3 million) contribution from the university.</w:t>
       </w:r>
       <w:hyperlink r:id="rId60">
         <w:r>
@@ -3740,7 +3740,7 @@
         </w:r>
       </w:hyperlink>
       <w:r>
-        <w:t xml:space="preserve"> Policy is aimed at access and throughput. Budget 2026 adds a $1.37 billion annual uplift, funds more planned care, cancer treatment, emergency department events and general practice enrollments, and lowers the eligibility age for bowel screening to 56.</w:t>
+        <w:t xml:space="preserve"> Policy is aimed at access and throughput. Budget 2026 adds a $1.37 billion (US$778 million) annual uplift, funds more planned care, cancer treatment, emergency department events and general practice enrollments, and lowers the eligibility age for bowel screening to 56.</w:t>
       </w:r>
       <w:hyperlink r:id="rId29">
         <w:r>
@@ -4907,7 +4907,7 @@
         <w:rPr>
           <w:b/>
         </w:rPr>
-        <w:t>Budget 2026 adds more than $5.8 billion in new health operating funding</w:t>
+        <w:t>Budget 2026 adds more than $5.8 billion (US$3.29 billion) in new health operating funding</w:t>
       </w:r>
     </w:p>
     <w:p>
@@ -4916,7 +4916,7 @@
         <w:spacing w:after="240"/>
       </w:pPr>
       <w:r>
-        <w:t>Budget 2026 provides more than $5.8 billion in new Vote Health operating funding over the forecast period, including a $1.37 billion annual uplift, and the government says total health spending will reach $34.2 billion in 2026/27.</w:t>
+        <w:t>Budget 2026 provides more than $5.8 billion (US$3.29 billion) in new Vote Health operating funding over the forecast period, including a $1.37 billion (US$778 million) annual uplift, and the government says total health spending will reach $34.2 billion (US$19.4 billion) in 2026/27.</w:t>
       </w:r>
       <w:hyperlink r:id="rId29">
         <w:r>
@@ -5042,7 +5042,7 @@
         <w:spacing w:after="240"/>
       </w:pPr>
       <w:r>
-        <w:t>The government agreed to establish a medical school at the University of Waikato focused on primary care and rural practice, committing $82.85 million.</w:t>
+        <w:t>The government agreed to establish a medical school at the University of Waikato focused on primary care and rural practice, committing $82.85 million (US$47.1 million).</w:t>
       </w:r>
       <w:hyperlink r:id="rId60">
         <w:r>
